--- a/src/partOne/oneReport.docx
+++ b/src/partOne/oneReport.docx
@@ -47,13 +47,7 @@
         <w:rPr>
           <w:lang w:val="en-US"/>
         </w:rPr>
-        <w:t>I do not like t</w:t>
-      </w:r>
-      <w:r>
-        <w:rPr>
-          <w:lang w:val="en-US"/>
-        </w:rPr>
-        <w:t xml:space="preserve">o solve problems in a static way, I </w:t>
+        <w:t xml:space="preserve">I do not like to solve problems in a static way, I </w:t>
       </w:r>
       <w:r>
         <w:rPr>
@@ -85,7 +79,14 @@
           <w:rFonts w:ascii="Segoe UI Emoji" w:hAnsi="Segoe UI Emoji" w:cs="Segoe UI Emoji"/>
           <w:lang w:val="en-US"/>
         </w:rPr>
-        <w:t>🫠)!</w:t>
+        <w:t>🫠</w:t>
+      </w:r>
+      <w:r>
+        <w:rPr>
+          <w:rFonts w:cs="Segoe UI Emoji"/>
+          <w:lang w:val="en-US"/>
+        </w:rPr>
+        <w:t>)!</w:t>
       </w:r>
     </w:p>
     <w:p>
@@ -100,7 +101,15 @@
           <w:bCs/>
           <w:lang w:val="en-US"/>
         </w:rPr>
-        <w:t>PROBLEM SOLVING APPROACH</w:t>
+        <w:t xml:space="preserve">PROBLEM </w:t>
+      </w:r>
+      <w:r>
+        <w:rPr>
+          <w:b/>
+          <w:bCs/>
+          <w:lang w:val="en-US"/>
+        </w:rPr>
+        <w:t>ADDRESSING</w:t>
       </w:r>
       <w:r>
         <w:rPr>
@@ -540,7 +549,19 @@
           <w:lang w:val="en-US"/>
         </w:rPr>
         <w:br/>
-        <w:t xml:space="preserve">Here firstly I load the Excel you sent me, and in particular just the first sheet: oh, by the way, I believe the second sheet was useless for this analysis and I corrected some errors in the file as I went through it </w:t>
+        <w:t xml:space="preserve">Here firstly I load the Excel you sent me, and in particular just the first sheet: oh, by the way, I believe the second sheet was useless for this analysis and I corrected some errors in the </w:t>
+      </w:r>
+      <w:r>
+        <w:rPr>
+          <w:lang w:val="en-US"/>
+        </w:rPr>
+        <w:t>first one</w:t>
+      </w:r>
+      <w:r>
+        <w:rPr>
+          <w:lang w:val="en-US"/>
+        </w:rPr>
+        <w:t xml:space="preserve"> as I went through it </w:t>
       </w:r>
       <w:r>
         <w:rPr>
@@ -566,7 +587,31 @@
           <w:lang w:val="en-US"/>
         </w:rPr>
         <w:br/>
-        <w:t>Then, come the interesting part of my ETL process: I transform the data in a way that is more convenient for me, but that’s not it! I also use the channel percentages to distribute costs, click, impressions and buyers for each channel. Later during the analysis, I will just use the “All”, “Push” and “Pull” channels, but this grants me the possibility to change my mind in the future, if the need arises.</w:t>
+        <w:t>Then come</w:t>
+      </w:r>
+      <w:r>
+        <w:rPr>
+          <w:lang w:val="en-US"/>
+        </w:rPr>
+        <w:t>s</w:t>
+      </w:r>
+      <w:r>
+        <w:rPr>
+          <w:lang w:val="en-US"/>
+        </w:rPr>
+        <w:t xml:space="preserve"> the interesting part of my ETL process: I transform the data in a way that is more convenient for me, but that’s not it! I also use the channel percentages to distribute costs, click</w:t>
+      </w:r>
+      <w:r>
+        <w:rPr>
+          <w:lang w:val="en-US"/>
+        </w:rPr>
+        <w:t>s</w:t>
+      </w:r>
+      <w:r>
+        <w:rPr>
+          <w:lang w:val="en-US"/>
+        </w:rPr>
+        <w:t>, impressions and buyers for each channel. Later during the analysis, I will just use the “All”, “Push” and “Pull” channels, but this grants me the possibility to change my mind in the future, if the need arises.</w:t>
       </w:r>
       <w:r>
         <w:rPr>
@@ -580,13 +625,85 @@
           <w:lang w:val="en-US"/>
         </w:rPr>
         <w:br/>
-        <w:t>And finally a little bit of Feature Engineering by adding Time Intelligence variables. Again, I’m just going to use season, as per the problem to be solved, but this allows me to shift the focus in the future, if needed.</w:t>
+        <w:t xml:space="preserve">And finally a little bit of </w:t>
+      </w:r>
+      <w:r>
+        <w:rPr>
+          <w:lang w:val="en-US"/>
+        </w:rPr>
+        <w:t>f</w:t>
+      </w:r>
+      <w:r>
+        <w:rPr>
+          <w:lang w:val="en-US"/>
+        </w:rPr>
+        <w:t xml:space="preserve">eature </w:t>
+      </w:r>
+      <w:r>
+        <w:rPr>
+          <w:lang w:val="en-US"/>
+        </w:rPr>
+        <w:t>e</w:t>
+      </w:r>
+      <w:r>
+        <w:rPr>
+          <w:lang w:val="en-US"/>
+        </w:rPr>
+        <w:t xml:space="preserve">ngineering by adding </w:t>
+      </w:r>
+      <w:r>
+        <w:rPr>
+          <w:lang w:val="en-US"/>
+        </w:rPr>
+        <w:t>t</w:t>
+      </w:r>
+      <w:r>
+        <w:rPr>
+          <w:lang w:val="en-US"/>
+        </w:rPr>
+        <w:t xml:space="preserve">ime </w:t>
+      </w:r>
+      <w:r>
+        <w:rPr>
+          <w:lang w:val="en-US"/>
+        </w:rPr>
+        <w:t>i</w:t>
+      </w:r>
+      <w:r>
+        <w:rPr>
+          <w:lang w:val="en-US"/>
+        </w:rPr>
+        <w:t xml:space="preserve">ntelligence variables. Again, I’m just going to use </w:t>
+      </w:r>
+      <w:r>
+        <w:rPr>
+          <w:lang w:val="en-US"/>
+        </w:rPr>
+        <w:t xml:space="preserve">the </w:t>
+      </w:r>
+      <w:r>
+        <w:rPr>
+          <w:lang w:val="en-US"/>
+        </w:rPr>
+        <w:t xml:space="preserve">season, as per the problem </w:t>
+      </w:r>
+      <w:r>
+        <w:rPr>
+          <w:lang w:val="en-US"/>
+        </w:rPr>
+        <w:t>requirement</w:t>
+      </w:r>
+      <w:r>
+        <w:rPr>
+          <w:lang w:val="en-US"/>
+        </w:rPr>
+        <w:t>, but this allows me to shift the focus in the future, if needed.</w:t>
       </w:r>
     </w:p>
     <w:p>
       <w:pPr>
         <w:rPr>
-          <w:rFonts w:ascii="Segoe UI Emoji" w:hAnsi="Segoe UI Emoji" w:cs="Segoe UI Emoji"/>
+          <w:rFonts w:cs="Segoe UI Emoji"/>
           <w:lang w:val="en-US"/>
         </w:rPr>
       </w:pPr>
@@ -637,7 +754,7 @@
       </w:r>
       <w:r>
         <w:rPr>
-          <w:rFonts w:ascii="Segoe UI Emoji" w:hAnsi="Segoe UI Emoji" w:cs="Segoe UI Emoji"/>
+          <w:rFonts w:cs="Segoe UI Emoji"/>
           <w:lang w:val="en-US"/>
         </w:rPr>
         <w:br/>
@@ -646,7 +763,7 @@
       <w:proofErr w:type="spellStart"/>
       <w:r>
         <w:rPr>
-          <w:rFonts w:ascii="Segoe UI Emoji" w:hAnsi="Segoe UI Emoji" w:cs="Segoe UI Emoji"/>
+          <w:rFonts w:cs="Segoe UI Emoji"/>
           <w:lang w:val="en-US"/>
         </w:rPr>
         <w:t>Casuality</w:t>
@@ -654,14 +771,14 @@
       <w:proofErr w:type="spellEnd"/>
       <w:r>
         <w:rPr>
-          <w:rFonts w:ascii="Segoe UI Emoji" w:hAnsi="Segoe UI Emoji" w:cs="Segoe UI Emoji"/>
+          <w:rFonts w:cs="Segoe UI Emoji"/>
           <w:lang w:val="en-US"/>
         </w:rPr>
         <w:t xml:space="preserve"> Tests allow us to see if there is a causal relationship between a dependent variable and an independent one. That’s it? Absolutely not! The main thing is that it allows to consider also the lags of the independent variable, that is exactly what we want!</w:t>
       </w:r>
       <w:r>
         <w:rPr>
-          <w:rFonts w:ascii="Segoe UI Emoji" w:hAnsi="Segoe UI Emoji" w:cs="Segoe UI Emoji"/>
+          <w:rFonts w:cs="Segoe UI Emoji"/>
           <w:lang w:val="en-US"/>
         </w:rPr>
         <w:br/>
@@ -669,21 +786,21 @@
       </w:r>
       <w:r>
         <w:rPr>
-          <w:rFonts w:ascii="Segoe UI Emoji" w:hAnsi="Segoe UI Emoji" w:cs="Segoe UI Emoji"/>
+          <w:rFonts w:cs="Segoe UI Emoji"/>
           <w:lang w:val="en-US"/>
         </w:rPr>
         <w:t xml:space="preserve"> (5% confidence level)</w:t>
       </w:r>
       <w:r>
         <w:rPr>
-          <w:rFonts w:ascii="Segoe UI Emoji" w:hAnsi="Segoe UI Emoji" w:cs="Segoe UI Emoji"/>
+          <w:rFonts w:cs="Segoe UI Emoji"/>
           <w:lang w:val="en-US"/>
         </w:rPr>
         <w:t>. If the lag is significant, it means that it has a direct effect on the number of First Time Buyers</w:t>
       </w:r>
       <w:r>
         <w:rPr>
-          <w:rFonts w:ascii="Segoe UI Emoji" w:hAnsi="Segoe UI Emoji" w:cs="Segoe UI Emoji"/>
+          <w:rFonts w:cs="Segoe UI Emoji"/>
           <w:lang w:val="en-US"/>
         </w:rPr>
         <w:t>.</w:t>
@@ -697,7 +814,7 @@
       </w:pPr>
       <w:r>
         <w:rPr>
-          <w:rFonts w:ascii="Segoe UI Emoji" w:hAnsi="Segoe UI Emoji" w:cs="Segoe UI Emoji"/>
+          <w:rFonts w:cs="Segoe UI Emoji"/>
           <w:lang w:val="en-US"/>
         </w:rPr>
         <w:t xml:space="preserve">Let’s move finally to the </w:t>
@@ -705,7 +822,7 @@
       <w:proofErr w:type="spellStart"/>
       <w:r>
         <w:rPr>
-          <w:rFonts w:ascii="Segoe UI Emoji" w:hAnsi="Segoe UI Emoji" w:cs="Segoe UI Emoji"/>
+          <w:rFonts w:cs="Segoe UI Emoji"/>
           <w:lang w:val="en-US"/>
         </w:rPr>
         <w:t>oneMain</w:t>
@@ -713,14 +830,14 @@
       <w:proofErr w:type="spellEnd"/>
       <w:r>
         <w:rPr>
-          <w:rFonts w:ascii="Segoe UI Emoji" w:hAnsi="Segoe UI Emoji" w:cs="Segoe UI Emoji"/>
+          <w:rFonts w:cs="Segoe UI Emoji"/>
           <w:lang w:val="en-US"/>
         </w:rPr>
         <w:t xml:space="preserve"> file. </w:t>
       </w:r>
       <w:r>
         <w:rPr>
-          <w:rFonts w:ascii="Segoe UI Emoji" w:hAnsi="Segoe UI Emoji" w:cs="Segoe UI Emoji"/>
+          <w:rFonts w:cs="Segoe UI Emoji"/>
           <w:lang w:val="en-US"/>
         </w:rPr>
         <w:br/>
@@ -728,7 +845,7 @@
       </w:r>
       <w:r>
         <w:rPr>
-          <w:rFonts w:ascii="Segoe UI Emoji" w:hAnsi="Segoe UI Emoji" w:cs="Segoe UI Emoji"/>
+          <w:rFonts w:cs="Segoe UI Emoji"/>
           <w:lang w:val="en-US"/>
         </w:rPr>
         <w:br/>
@@ -763,13 +880,7 @@
         <w:rPr>
           <w:lang w:val="en-US"/>
         </w:rPr>
-        <w:t>I love Data Viz, so I prepared a little and ext</w:t>
-      </w:r>
-      <w:r>
-        <w:rPr>
-          <w:lang w:val="en-US"/>
-        </w:rPr>
-        <w:t xml:space="preserve">remely simple </w:t>
+        <w:t xml:space="preserve">I love Data Viz, so I prepared a little and extremely simple </w:t>
       </w:r>
       <w:proofErr w:type="spellStart"/>
       <w:r>
@@ -835,46 +946,63 @@
         <w:rPr>
           <w:lang w:val="en-US"/>
         </w:rPr>
+        <w:t xml:space="preserve">In this dashboard I upload the two excel files, do a tiny bit of data manipulation to have everything ready for plotting and TA-DAH! </w:t>
+      </w:r>
+      <w:r>
+        <w:rPr>
+          <w:lang w:val="en-US"/>
+        </w:rPr>
+        <w:br/>
+      </w:r>
+      <w:r>
+        <w:rPr>
+          <w:lang w:val="en-US"/>
+        </w:rPr>
         <w:lastRenderedPageBreak/>
-        <w:t xml:space="preserve">In this dashboard I upload the two excel files, do a tiny bit of data manipulation to have everything ready for plotting and TA-DAH! </w:t>
+        <w:t xml:space="preserve">I build </w:t>
+      </w:r>
+      <w:r>
+        <w:rPr>
+          <w:lang w:val="en-US"/>
+        </w:rPr>
+        <w:t>two</w:t>
+      </w:r>
+      <w:r>
+        <w:rPr>
+          <w:lang w:val="en-US"/>
+        </w:rPr>
+        <w:t xml:space="preserve"> graphs that are absolutely equivalent: each of them shows the p-value by lag. Simply, the first one is focused on the channel group and the </w:t>
+      </w:r>
+      <w:r>
+        <w:rPr>
+          <w:lang w:val="en-US"/>
+        </w:rPr>
+        <w:t>second</w:t>
+      </w:r>
+      <w:r>
+        <w:rPr>
+          <w:lang w:val="en-US"/>
+        </w:rPr>
+        <w:t xml:space="preserve"> one is focused on the season group. </w:t>
       </w:r>
       <w:r>
         <w:rPr>
           <w:lang w:val="en-US"/>
         </w:rPr>
         <w:br/>
-        <w:t xml:space="preserve">I build </w:t>
-      </w:r>
-      <w:r>
-        <w:rPr>
-          <w:lang w:val="en-US"/>
-        </w:rPr>
-        <w:t>two</w:t>
-      </w:r>
-      <w:r>
-        <w:rPr>
-          <w:lang w:val="en-US"/>
-        </w:rPr>
-        <w:t xml:space="preserve"> graphs that are absolutely equivalent: each of them shows the p-value by lag. Simply, the first one is focused on the channel group and the </w:t>
-      </w:r>
-      <w:r>
-        <w:rPr>
-          <w:lang w:val="en-US"/>
-        </w:rPr>
-        <w:t>second</w:t>
-      </w:r>
-      <w:r>
-        <w:rPr>
-          <w:lang w:val="en-US"/>
-        </w:rPr>
-        <w:t xml:space="preserve"> one is focused on the season group. </w:t>
-      </w:r>
-      <w:r>
-        <w:rPr>
-          <w:lang w:val="en-US"/>
-        </w:rPr>
-        <w:br/>
-        <w:t xml:space="preserve">In each of them you see the bar in red if the lag is significant and in </w:t>
+        <w:t>In each of them you see the bar</w:t>
+      </w:r>
+      <w:r>
+        <w:rPr>
+          <w:lang w:val="en-US"/>
+        </w:rPr>
+        <w:t>s</w:t>
+      </w:r>
+      <w:r>
+        <w:rPr>
+          <w:lang w:val="en-US"/>
+        </w:rPr>
+        <w:t xml:space="preserve"> in red if the lag is significant and in </w:t>
       </w:r>
       <w:r>
         <w:rPr>
@@ -936,7 +1064,31 @@
           <w:lang w:val="en-US"/>
         </w:rPr>
         <w:br/>
-        <w:t>Let’s do analysis by group of the significant lags:</w:t>
+        <w:t xml:space="preserve">Let’s do </w:t>
+      </w:r>
+      <w:r>
+        <w:rPr>
+          <w:lang w:val="en-US"/>
+        </w:rPr>
+        <w:t xml:space="preserve">an </w:t>
+      </w:r>
+      <w:r>
+        <w:rPr>
+          <w:lang w:val="en-US"/>
+        </w:rPr>
+        <w:t xml:space="preserve">analysis by group </w:t>
+      </w:r>
+      <w:r>
+        <w:rPr>
+          <w:lang w:val="en-US"/>
+        </w:rPr>
+        <w:t xml:space="preserve">to discover </w:t>
+      </w:r>
+      <w:r>
+        <w:rPr>
+          <w:lang w:val="en-US"/>
+        </w:rPr>
+        <w:t>the significant lags:</w:t>
       </w:r>
     </w:p>
     <w:p>
@@ -1038,7 +1190,19 @@
         <w:rPr>
           <w:lang w:val="en-US"/>
         </w:rPr>
-        <w:t>All but the 1;</w:t>
+        <w:t xml:space="preserve">All but the </w:t>
+      </w:r>
+      <w:r>
+        <w:rPr>
+          <w:lang w:val="en-US"/>
+        </w:rPr>
+        <w:t xml:space="preserve">lag </w:t>
+      </w:r>
+      <w:r>
+        <w:rPr>
+          <w:lang w:val="en-US"/>
+        </w:rPr>
+        <w:t>1;</w:t>
       </w:r>
     </w:p>
     <w:p>
@@ -1086,7 +1250,19 @@
         <w:rPr>
           <w:lang w:val="en-US"/>
         </w:rPr>
-        <w:t>All but the 13;</w:t>
+        <w:t xml:space="preserve">All but the </w:t>
+      </w:r>
+      <w:r>
+        <w:rPr>
+          <w:lang w:val="en-US"/>
+        </w:rPr>
+        <w:t xml:space="preserve">lag </w:t>
+      </w:r>
+      <w:r>
+        <w:rPr>
+          <w:lang w:val="en-US"/>
+        </w:rPr>
+        <w:t>13;</w:t>
       </w:r>
     </w:p>
     <w:p>
@@ -1159,7 +1335,19 @@
         <w:rPr>
           <w:lang w:val="en-US"/>
         </w:rPr>
-        <w:t>It’s false: there is not enough evidence (or at least, it’s too small) to say there the season has an impact on the lag;</w:t>
+        <w:t xml:space="preserve">It’s false: there is not enough evidence (or at least, it’s too small) to say </w:t>
+      </w:r>
+      <w:r>
+        <w:rPr>
+          <w:lang w:val="en-US"/>
+        </w:rPr>
+        <w:t xml:space="preserve">that </w:t>
+      </w:r>
+      <w:r>
+        <w:rPr>
+          <w:lang w:val="en-US"/>
+        </w:rPr>
+        <w:t>the season has an impact on the lag;</w:t>
       </w:r>
     </w:p>
     <w:p>
@@ -1292,12 +1480,21 @@
           <w:lang w:val="en-US"/>
         </w:rPr>
       </w:pPr>
-      <w:r>
+    </w:p>
+    <w:p>
+      <w:pPr>
         <w:rPr>
           <w:b/>
           <w:bCs/>
           <w:lang w:val="en-US"/>
         </w:rPr>
+      </w:pPr>
+      <w:r>
+        <w:rPr>
+          <w:b/>
+          <w:bCs/>
+          <w:lang w:val="en-US"/>
+        </w:rPr>
         <w:lastRenderedPageBreak/>
         <w:t>LIMITATIONS</w:t>
       </w:r>
@@ -1313,7 +1510,7 @@
         <w:rPr>
           <w:lang w:val="en-US"/>
         </w:rPr>
-        <w:t>While the Granger causality framework provides a fast and structured way to test for temporal predictive relationships between marketing investments and First Time Buyers, several methodological limitations should be acknowledged.</w:t>
+        <w:t>While the Granger causality framework provides a fast and structured way to test for temporal predictive relationships between investments and First Time Buyers, several methodological limitations should be acknowledged.</w:t>
       </w:r>
     </w:p>
     <w:p>
@@ -1332,7 +1529,7 @@
           <w:u w:val="single"/>
           <w:lang w:val="en-US"/>
         </w:rPr>
-        <w:t>Predictive vs. Structural Causality</w:t>
+        <w:t>Predictive vs Structural Causality</w:t>
       </w:r>
       <w:r>
         <w:rPr>
@@ -1347,19 +1544,7 @@
         <w:rPr>
           <w:lang w:val="en-US"/>
         </w:rPr>
-        <w:t>Granger causality tests whether past values of a variable improve the prediction of another variable. It does not establish structural or economic causality</w:t>
-      </w:r>
-      <w:r>
-        <w:rPr>
-          <w:lang w:val="en-US"/>
-        </w:rPr>
-        <w:t xml:space="preserve"> in a statistical sense</w:t>
-      </w:r>
-      <w:r>
-        <w:rPr>
-          <w:lang w:val="en-US"/>
-        </w:rPr>
-        <w:t>. External confounding factors may drive both marketing investment and customer acquisition simultaneously.</w:t>
+        <w:t>Granger tests whether past values of a variable improve the prediction of another variable. It does not establish structural causality in a statistical sense. External confounding factors may drive both marketing investment and customer acquisition simultaneously.</w:t>
       </w:r>
     </w:p>
     <w:p>
@@ -1393,31 +1578,19 @@
         <w:rPr>
           <w:lang w:val="en-US"/>
         </w:rPr>
-        <w:t>Granger tests assume that the time series are stationary. In this analysis, no formal stationarity tests (</w:t>
-      </w:r>
-      <w:r>
-        <w:rPr>
-          <w:lang w:val="en-US"/>
-        </w:rPr>
-        <w:t>such as</w:t>
-      </w:r>
-      <w:r>
-        <w:rPr>
-          <w:lang w:val="en-US"/>
-        </w:rPr>
-        <w:t xml:space="preserve"> Augmented Dickey-Fuller) or differencing transformations were applied. </w:t>
-      </w:r>
-      <w:r>
-        <w:rPr>
-          <w:lang w:val="en-US"/>
-        </w:rPr>
-        <w:t>R</w:t>
-      </w:r>
-      <w:r>
-        <w:rPr>
-          <w:lang w:val="en-US"/>
-        </w:rPr>
-        <w:t>esults may be affected by spurious regression effects.</w:t>
+        <w:t>Granger assume</w:t>
+      </w:r>
+      <w:r>
+        <w:rPr>
+          <w:lang w:val="en-US"/>
+        </w:rPr>
+        <w:t>s</w:t>
+      </w:r>
+      <w:r>
+        <w:rPr>
+          <w:lang w:val="en-US"/>
+        </w:rPr>
+        <w:t xml:space="preserve"> that the time series are stationary. In this analysis, no formal stationarity tests (such as Augmented Dickey-Fuller) or differencing transformations were applied. </w:t>
       </w:r>
     </w:p>
     <w:p>
@@ -1471,11 +1644,6 @@
           <w:lang w:val="en-US"/>
         </w:rPr>
         <w:br/>
-      </w:r>
-      <w:r>
-        <w:rPr>
-          <w:lang w:val="en-US"/>
-        </w:rPr>
         <w:t>The model assumes linear effects between investment and acquisition. Marketing response curves are typically non-linear and subject to diminishing returns, which are not captured in the current setup.</w:t>
       </w:r>
     </w:p>
